--- a/egypt/final/EgyptResultsInitial_UpdatedResults_v1.6_tracked.docx
+++ b/egypt/final/EgyptResultsInitial_UpdatedResults_v1.6_tracked.docx
@@ -1237,7 +1237,7 @@
                   <w:sz w:val="18"/>
                   <w:szCs w:val="18"/>
                 </w:rPr>
-                <w:t xml:space="preserve">-5.7%</w:t>
+                <w:t xml:space="preserve">-5.8%</w:t>
               </w:r>
             </w:ins>
           </w:p>
@@ -2335,7 +2335,7 @@
                   <w:sz w:val="18"/>
                   <w:szCs w:val="18"/>
                 </w:rPr>
-                <w:t xml:space="preserve">-2.2%</w:t>
+                <w:t xml:space="preserve">-2.3%</w:t>
               </w:r>
             </w:ins>
           </w:p>
@@ -2982,7 +2982,7 @@
                   <w:sz w:val="18"/>
                   <w:szCs w:val="18"/>
                 </w:rPr>
-                <w:t xml:space="preserve">-5.7%</w:t>
+                <w:t xml:space="preserve">-5.8%</w:t>
               </w:r>
             </w:ins>
           </w:p>
@@ -3976,7 +3976,7 @@
                   <w:sz w:val="18"/>
                   <w:szCs w:val="18"/>
                 </w:rPr>
-                <w:t xml:space="preserve">-23.0%</w:t>
+                <w:t xml:space="preserve">-23.1%</w:t>
               </w:r>
             </w:ins>
           </w:p>
@@ -4068,7 +4068,7 @@
                   <w:sz w:val="18"/>
                   <w:szCs w:val="18"/>
                 </w:rPr>
-                <w:t xml:space="preserve">607</w:t>
+                <w:t xml:space="preserve">606</w:t>
               </w:r>
             </w:ins>
           </w:p>
@@ -8046,7 +8046,7 @@
           <w:rPr>
             <w:rFonts w:eastAsia="Segoe UI" w:cs="Segoe UI"/>
           </w:rPr>
-          <w:t xml:space="preserve">607</w:t>
+          <w:t xml:space="preserve">606</w:t>
         </w:r>
       </w:ins>
       <w:r>
